--- a/resumes/middleware_resume.docx
+++ b/resumes/middleware_resume.docx
@@ -343,10 +343,7 @@
         <w:t xml:space="preserve">2024 – </w:t>
       </w:r>
       <w:r>
-        <w:t>01/</w:t>
-      </w:r>
-      <w:r>
-        <w:t>2026</w:t>
+        <w:t>current</w:t>
       </w:r>
     </w:p>
     <w:p>

--- a/resumes/middleware_resume.docx
+++ b/resumes/middleware_resume.docx
@@ -36,23 +36,6 @@
       <w:r>
         <w:rPr>
           <w:rFonts w:ascii="Aptos Display" w:hAnsi="Aptos Display"/>
-          <w:w w:val="105"/>
-          <w:sz w:val="28"/>
-        </w:rPr>
-        <w:t>Park</w:t>
-      </w:r>
-      <w:r>
-        <w:rPr>
-          <w:rFonts w:ascii="Aptos Display" w:hAnsi="Aptos Display"/>
-          <w:spacing w:val="3"/>
-          <w:w w:val="105"/>
-          <w:sz w:val="28"/>
-        </w:rPr>
-        <w:t xml:space="preserve"> </w:t>
-      </w:r>
-      <w:r>
-        <w:rPr>
-          <w:rFonts w:ascii="Aptos Display" w:hAnsi="Aptos Display"/>
           <w:b/>
           <w:spacing w:val="-4"/>
           <w:w w:val="105"/>
@@ -130,13 +113,20 @@
         </w:rPr>
         <w:t xml:space="preserve"> </w:t>
       </w:r>
-      <w:hyperlink r:id="rId8">
+      <w:hyperlink r:id="rId8" w:history="1">
         <w:r>
           <w:rPr>
+            <w:rStyle w:val="Hyperlink"/>
+          </w:rPr>
+          <w:t>capture456</w:t>
+        </w:r>
+        <w:r>
+          <w:rPr>
+            <w:rStyle w:val="Hyperlink"/>
             <w:rFonts w:ascii="Aptos Display" w:hAnsi="Aptos Display"/>
             <w:w w:val="105"/>
           </w:rPr>
-          <w:t>david_1428@outlook.com</w:t>
+          <w:t>@outlook.com</w:t>
         </w:r>
       </w:hyperlink>
       <w:r>
@@ -334,6 +324,28 @@
     </w:p>
     <w:p>
       <w:pPr>
+        <w:ind w:left="331"/>
+        <w:rPr>
+          <w:rFonts w:ascii="Aptos Display" w:hAnsi="Aptos Display"/>
+          <w:spacing w:val="-4"/>
+          <w:w w:val="105"/>
+          <w:sz w:val="26"/>
+          <w:szCs w:val="26"/>
+        </w:rPr>
+      </w:pPr>
+      <w:r>
+        <w:rPr>
+          <w:rFonts w:ascii="Aptos Display" w:hAnsi="Aptos Display"/>
+          <w:spacing w:val="-4"/>
+          <w:w w:val="105"/>
+          <w:sz w:val="26"/>
+          <w:szCs w:val="26"/>
+        </w:rPr>
+        <w:t>Industry / Client Focus: Small business platforms, automation, database-backed applications</w:t>
+      </w:r>
+    </w:p>
+    <w:p>
+      <w:pPr>
         <w:pStyle w:val="Heading3"/>
       </w:pPr>
       <w:r>
@@ -434,6 +446,61 @@
     </w:p>
     <w:p>
       <w:pPr>
+        <w:keepNext/>
+        <w:keepLines/>
+        <w:widowControl/>
+        <w:ind w:left="331"/>
+        <w:rPr>
+          <w:rFonts w:ascii="Aptos Display" w:hAnsi="Aptos Display"/>
+          <w:spacing w:val="-4"/>
+          <w:w w:val="105"/>
+          <w:sz w:val="26"/>
+          <w:szCs w:val="26"/>
+        </w:rPr>
+      </w:pPr>
+      <w:r>
+        <w:rPr>
+          <w:rFonts w:ascii="Aptos Display" w:hAnsi="Aptos Display"/>
+          <w:spacing w:val="-4"/>
+          <w:w w:val="105"/>
+          <w:sz w:val="26"/>
+          <w:szCs w:val="26"/>
+        </w:rPr>
+        <w:t xml:space="preserve">Industry / Client Focus: </w:t>
+      </w:r>
+      <w:r>
+        <w:rPr>
+          <w:rFonts w:ascii="Aptos Display" w:hAnsi="Aptos Display"/>
+          <w:spacing w:val="-4"/>
+          <w:w w:val="105"/>
+          <w:sz w:val="26"/>
+          <w:szCs w:val="26"/>
+        </w:rPr>
+        <w:t>Oil &amp; Gas, p</w:t>
+      </w:r>
+      <w:r>
+        <w:rPr>
+          <w:rFonts w:ascii="Aptos Display" w:hAnsi="Aptos Display" w:cs="Times New Roman"/>
+          <w:spacing w:val="-4"/>
+          <w:w w:val="105"/>
+          <w:sz w:val="26"/>
+          <w:szCs w:val="26"/>
+        </w:rPr>
+        <w:t>rovides professional services for energy infrastruct</w:t>
+      </w:r>
+      <w:r>
+        <w:rPr>
+          <w:rFonts w:ascii="Aptos Display" w:hAnsi="Aptos Display"/>
+          <w:spacing w:val="-4"/>
+          <w:w w:val="105"/>
+          <w:sz w:val="26"/>
+          <w:szCs w:val="26"/>
+        </w:rPr>
+        <w:t>ure</w:t>
+      </w:r>
+    </w:p>
+    <w:p>
+      <w:pPr>
         <w:pStyle w:val="Heading3"/>
       </w:pPr>
       <w:r>
@@ -576,6 +643,7 @@
           <w:sz w:val="24"/>
           <w:szCs w:val="24"/>
         </w:rPr>
+        <w:lastRenderedPageBreak/>
         <w:t>Supported integration workflows and data pipelines across distributed systems and enterprise applications.</w:t>
       </w:r>
     </w:p>
@@ -584,8 +652,39 @@
         <w:pStyle w:val="Heading2"/>
       </w:pPr>
       <w:r>
-        <w:lastRenderedPageBreak/>
         <w:t>Independent Consultant</w:t>
+      </w:r>
+    </w:p>
+    <w:p>
+      <w:pPr>
+        <w:ind w:left="331"/>
+        <w:rPr>
+          <w:rFonts w:ascii="Aptos Display" w:hAnsi="Aptos Display"/>
+          <w:spacing w:val="-4"/>
+          <w:w w:val="105"/>
+          <w:sz w:val="26"/>
+          <w:szCs w:val="26"/>
+        </w:rPr>
+      </w:pPr>
+      <w:r>
+        <w:rPr>
+          <w:rFonts w:ascii="Aptos Display" w:hAnsi="Aptos Display"/>
+          <w:spacing w:val="-4"/>
+          <w:w w:val="105"/>
+          <w:sz w:val="26"/>
+          <w:szCs w:val="26"/>
+        </w:rPr>
+        <w:t xml:space="preserve">Industry / Client Focus: </w:t>
+      </w:r>
+      <w:r>
+        <w:rPr>
+          <w:rFonts w:ascii="Aptos Display" w:hAnsi="Aptos Display"/>
+          <w:spacing w:val="-4"/>
+          <w:w w:val="105"/>
+          <w:sz w:val="26"/>
+          <w:szCs w:val="26"/>
+        </w:rPr>
+        <w:t>legacy modernization enterprise applications</w:t>
       </w:r>
     </w:p>
     <w:p>
@@ -729,6 +828,38 @@
     </w:p>
     <w:p>
       <w:pPr>
+        <w:ind w:left="331"/>
+        <w:rPr>
+          <w:rFonts w:ascii="Aptos Display" w:hAnsi="Aptos Display"/>
+          <w:spacing w:val="-4"/>
+          <w:w w:val="105"/>
+          <w:sz w:val="26"/>
+          <w:szCs w:val="26"/>
+        </w:rPr>
+      </w:pPr>
+      <w:r>
+        <w:rPr>
+          <w:rFonts w:ascii="Aptos Display" w:hAnsi="Aptos Display"/>
+          <w:spacing w:val="-4"/>
+          <w:w w:val="105"/>
+          <w:sz w:val="26"/>
+          <w:szCs w:val="26"/>
+        </w:rPr>
+        <w:t xml:space="preserve">Industry / Client Focus: </w:t>
+      </w:r>
+      <w:r>
+        <w:rPr>
+          <w:rFonts w:ascii="Aptos Display" w:hAnsi="Aptos Display"/>
+          <w:spacing w:val="-4"/>
+          <w:w w:val="105"/>
+          <w:sz w:val="26"/>
+          <w:szCs w:val="26"/>
+        </w:rPr>
+        <w:t>Food &amp; Hospitality, SaaS platforms, mobile data collection</w:t>
+      </w:r>
+    </w:p>
+    <w:p>
+      <w:pPr>
         <w:keepNext/>
         <w:keepLines/>
         <w:widowControl/>
@@ -989,6 +1120,38 @@
     </w:p>
     <w:p>
       <w:pPr>
+        <w:ind w:left="331"/>
+        <w:rPr>
+          <w:rFonts w:ascii="Aptos Display" w:hAnsi="Aptos Display"/>
+          <w:spacing w:val="-4"/>
+          <w:w w:val="105"/>
+          <w:sz w:val="26"/>
+          <w:szCs w:val="26"/>
+        </w:rPr>
+      </w:pPr>
+      <w:r>
+        <w:rPr>
+          <w:rFonts w:ascii="Aptos Display" w:hAnsi="Aptos Display"/>
+          <w:spacing w:val="-4"/>
+          <w:w w:val="105"/>
+          <w:sz w:val="26"/>
+          <w:szCs w:val="26"/>
+        </w:rPr>
+        <w:t xml:space="preserve">Industry / Client Focus: </w:t>
+      </w:r>
+      <w:r>
+        <w:rPr>
+          <w:rFonts w:ascii="Aptos Display" w:hAnsi="Aptos Display"/>
+          <w:spacing w:val="-4"/>
+          <w:w w:val="105"/>
+          <w:sz w:val="26"/>
+          <w:szCs w:val="26"/>
+        </w:rPr>
+        <w:t>Software, iPaaS</w:t>
+      </w:r>
+    </w:p>
+    <w:p>
+      <w:pPr>
         <w:widowControl/>
         <w:autoSpaceDE/>
         <w:autoSpaceDN/>
@@ -1239,6 +1402,41 @@
     </w:p>
     <w:p>
       <w:pPr>
+        <w:keepNext/>
+        <w:keepLines/>
+        <w:widowControl/>
+        <w:ind w:left="331"/>
+        <w:rPr>
+          <w:rFonts w:ascii="Aptos Display" w:hAnsi="Aptos Display"/>
+          <w:spacing w:val="-4"/>
+          <w:w w:val="105"/>
+          <w:sz w:val="26"/>
+          <w:szCs w:val="26"/>
+        </w:rPr>
+      </w:pPr>
+      <w:r>
+        <w:rPr>
+          <w:rFonts w:ascii="Aptos Display" w:hAnsi="Aptos Display"/>
+          <w:spacing w:val="-4"/>
+          <w:w w:val="105"/>
+          <w:sz w:val="26"/>
+          <w:szCs w:val="26"/>
+        </w:rPr>
+        <w:t xml:space="preserve">Industry / Client Focus: </w:t>
+      </w:r>
+      <w:r>
+        <w:rPr>
+          <w:rFonts w:ascii="Aptos Display" w:hAnsi="Aptos Display"/>
+          <w:spacing w:val="-4"/>
+          <w:w w:val="105"/>
+          <w:sz w:val="26"/>
+          <w:szCs w:val="26"/>
+        </w:rPr>
+        <w:t>Professional Services</w:t>
+      </w:r>
+    </w:p>
+    <w:p>
+      <w:pPr>
         <w:widowControl/>
         <w:autoSpaceDE/>
         <w:autoSpaceDN/>
@@ -1306,6 +1504,7 @@
           <w:sz w:val="24"/>
           <w:szCs w:val="24"/>
         </w:rPr>
+        <w:lastRenderedPageBreak/>
         <w:t>Designed and implemented SAP integration components supporting enterprise system connectivity.</w:t>
       </w:r>
     </w:p>
@@ -1391,6 +1590,38 @@
     </w:p>
     <w:p>
       <w:pPr>
+        <w:ind w:left="331"/>
+        <w:rPr>
+          <w:rFonts w:ascii="Aptos Display" w:hAnsi="Aptos Display"/>
+          <w:spacing w:val="-4"/>
+          <w:w w:val="105"/>
+          <w:sz w:val="26"/>
+          <w:szCs w:val="26"/>
+        </w:rPr>
+      </w:pPr>
+      <w:r>
+        <w:rPr>
+          <w:rFonts w:ascii="Aptos Display" w:hAnsi="Aptos Display"/>
+          <w:spacing w:val="-4"/>
+          <w:w w:val="105"/>
+          <w:sz w:val="26"/>
+          <w:szCs w:val="26"/>
+        </w:rPr>
+        <w:t xml:space="preserve">Industry / Client Focus: </w:t>
+      </w:r>
+      <w:r>
+        <w:rPr>
+          <w:rFonts w:ascii="Aptos Display" w:hAnsi="Aptos Display"/>
+          <w:spacing w:val="-4"/>
+          <w:w w:val="105"/>
+          <w:sz w:val="26"/>
+          <w:szCs w:val="26"/>
+        </w:rPr>
+        <w:t>Engineering, procurement, and construction, large scale projects</w:t>
+      </w:r>
+    </w:p>
+    <w:p>
+      <w:pPr>
         <w:widowControl/>
         <w:autoSpaceDE/>
         <w:autoSpaceDN/>
@@ -1458,7 +1689,6 @@
           <w:sz w:val="24"/>
           <w:szCs w:val="24"/>
         </w:rPr>
-        <w:lastRenderedPageBreak/>
         <w:t>Led middleware integration efforts for legacy-to-SAP system migrations using SeeBeyond e*Gate.</w:t>
       </w:r>
     </w:p>
@@ -1549,6 +1779,41 @@
         <w:keepNext/>
         <w:keepLines/>
         <w:widowControl/>
+        <w:ind w:left="331"/>
+        <w:rPr>
+          <w:rFonts w:ascii="Aptos Display" w:hAnsi="Aptos Display"/>
+          <w:spacing w:val="-4"/>
+          <w:w w:val="105"/>
+          <w:sz w:val="26"/>
+          <w:szCs w:val="26"/>
+        </w:rPr>
+      </w:pPr>
+      <w:r>
+        <w:rPr>
+          <w:rFonts w:ascii="Aptos Display" w:hAnsi="Aptos Display"/>
+          <w:spacing w:val="-4"/>
+          <w:w w:val="105"/>
+          <w:sz w:val="26"/>
+          <w:szCs w:val="26"/>
+        </w:rPr>
+        <w:t xml:space="preserve">Industry / Client Focus: </w:t>
+      </w:r>
+      <w:r>
+        <w:rPr>
+          <w:rFonts w:ascii="Aptos Display" w:hAnsi="Aptos Display"/>
+          <w:spacing w:val="-4"/>
+          <w:w w:val="105"/>
+          <w:sz w:val="26"/>
+          <w:szCs w:val="26"/>
+        </w:rPr>
+        <w:t>Asset management, real estate</w:t>
+      </w:r>
+    </w:p>
+    <w:p>
+      <w:pPr>
+        <w:keepNext/>
+        <w:keepLines/>
+        <w:widowControl/>
         <w:autoSpaceDE/>
         <w:autoSpaceDN/>
         <w:spacing w:after="160"/>
@@ -1703,6 +1968,38 @@
     </w:p>
     <w:p>
       <w:pPr>
+        <w:ind w:left="331"/>
+        <w:rPr>
+          <w:rFonts w:ascii="Aptos Display" w:hAnsi="Aptos Display"/>
+          <w:spacing w:val="-4"/>
+          <w:w w:val="105"/>
+          <w:sz w:val="26"/>
+          <w:szCs w:val="26"/>
+        </w:rPr>
+      </w:pPr>
+      <w:r>
+        <w:rPr>
+          <w:rFonts w:ascii="Aptos Display" w:hAnsi="Aptos Display"/>
+          <w:spacing w:val="-4"/>
+          <w:w w:val="105"/>
+          <w:sz w:val="26"/>
+          <w:szCs w:val="26"/>
+        </w:rPr>
+        <w:t xml:space="preserve">Industry / Client Focus: </w:t>
+      </w:r>
+      <w:r>
+        <w:rPr>
+          <w:rFonts w:ascii="Aptos Display" w:hAnsi="Aptos Display"/>
+          <w:spacing w:val="-4"/>
+          <w:w w:val="105"/>
+          <w:sz w:val="26"/>
+          <w:szCs w:val="26"/>
+        </w:rPr>
+        <w:t>Travel and merchandise discount platform</w:t>
+      </w:r>
+    </w:p>
+    <w:p>
+      <w:pPr>
         <w:widowControl/>
         <w:autoSpaceDE/>
         <w:autoSpaceDN/>
@@ -1989,6 +2286,7 @@
           <w:sz w:val="24"/>
           <w:szCs w:val="24"/>
         </w:rPr>
+        <w:lastRenderedPageBreak/>
         <w:t>Enterprise application integration, REST APIs, message-based architectures, distributed systems, service-oriented architecture (SOA), system interoperability</w:t>
       </w:r>
     </w:p>
@@ -2189,7 +2487,6 @@
           <w:sz w:val="24"/>
           <w:szCs w:val="24"/>
         </w:rPr>
-        <w:lastRenderedPageBreak/>
         <w:t>C#, Java, Python, JavaScript, Bash, PowerShell, T-SQL, PL/SQL</w:t>
       </w:r>
     </w:p>
@@ -2487,151 +2784,240 @@
 <w:ftr xmlns:wpc="http://schemas.microsoft.com/office/word/2010/wordprocessingCanvas" xmlns:cx="http://schemas.microsoft.com/office/drawing/2014/chartex" xmlns:cx1="http://schemas.microsoft.com/office/drawing/2015/9/8/chartex" xmlns:cx2="http://schemas.microsoft.com/office/drawing/2015/10/21/chartex" xmlns:cx3="http://schemas.microsoft.com/office/drawing/2016/5/9/chartex" xmlns:cx4="http://schemas.microsoft.com/office/drawing/2016/5/10/chartex" xmlns:cx5="http://schemas.microsoft.com/office/drawing/2016/5/11/chartex" xmlns:cx6="http://schemas.microsoft.com/office/drawing/2016/5/12/chartex" xmlns:cx7="http://schemas.microsoft.com/office/drawing/2016/5/13/chartex" xmlns:cx8="http://schemas.microsoft.com/office/drawing/2016/5/14/chartex" xmlns:mc="http://schemas.openxmlformats.org/markup-compatibility/2006" xmlns:aink="http://schemas.microsoft.com/office/drawing/2016/ink" xmlns:am3d="http://schemas.microsoft.com/office/drawing/2017/model3d" xmlns:o="urn:schemas-microsoft-com:office:office" xmlns:oel="http://schemas.microsoft.com/office/2019/extlst" xmlns:r="http://schemas.openxmlformats.org/officeDocument/2006/relationships" xmlns:m="http://schemas.openxmlformats.org/officeDocument/2006/math" xmlns:v="urn:schemas-microsoft-com:vml" xmlns:wp14="http://schemas.microsoft.com/office/word/2010/wordprocessingDrawing" xmlns:wp="http://schemas.openxmlformats.org/drawingml/2006/wordprocessingDrawing" xmlns:w10="urn:schemas-microsoft-com:office:word" xmlns:w="http://schemas.openxmlformats.org/wordprocessingml/2006/main" xmlns:w14="http://schemas.microsoft.com/office/word/2010/wordml" xmlns:w15="http://schemas.microsoft.com/office/word/2012/wordml" xmlns:w16cex="http://schemas.microsoft.com/office/word/2018/wordml/cex" xmlns:w16cid="http://schemas.microsoft.com/office/word/2016/wordml/cid" xmlns:w16="http://schemas.microsoft.com/office/word/2018/wordml" xmlns:w16du="http://schemas.microsoft.com/office/word/2023/wordml/word16du" xmlns:w16sdtdh="http://schemas.microsoft.com/office/word/2020/wordml/sdtdatahash" xmlns:w16sdtfl="http://schemas.microsoft.com/office/word/2024/wordml/sdtformatlock" xmlns:w16se="http://schemas.microsoft.com/office/word/2015/wordml/symex" xmlns:wpg="http://schemas.microsoft.com/office/word/2010/wordprocessingGroup" xmlns:wpi="http://schemas.microsoft.com/office/word/2010/wordprocessingInk" xmlns:wne="http://schemas.microsoft.com/office/word/2006/wordml" xmlns:wps="http://schemas.microsoft.com/office/word/2010/wordprocessingShape" mc:Ignorable="w14 w15 w16se w16cid w16 w16cex w16sdtdh w16sdtfl w16du wp14">
   <w:p>
     <w:pPr>
-      <w:pStyle w:val="BodyText"/>
-      <w:spacing w:line="14" w:lineRule="auto"/>
-      <w:ind w:left="0"/>
+      <w:pStyle w:val="Footer"/>
+      <w:pBdr>
+        <w:bottom w:val="single" w:sz="6" w:space="1" w:color="auto"/>
+      </w:pBdr>
+      <w:tabs>
+        <w:tab w:val="clear" w:pos="4680"/>
+        <w:tab w:val="clear" w:pos="9360"/>
+        <w:tab w:val="right" w:pos="10560"/>
+      </w:tabs>
+      <w:rPr>
+        <w:rFonts w:ascii="Aptos Display" w:hAnsi="Aptos Display"/>
+      </w:rPr>
+    </w:pPr>
+  </w:p>
+  <w:p>
+    <w:pPr>
+      <w:pStyle w:val="Footer"/>
+      <w:tabs>
+        <w:tab w:val="clear" w:pos="4680"/>
+        <w:tab w:val="clear" w:pos="9360"/>
+        <w:tab w:val="right" w:pos="10780"/>
+      </w:tabs>
+      <w:rPr>
+        <w:rFonts w:ascii="Aptos Display" w:hAnsi="Aptos Display"/>
+      </w:rPr>
     </w:pPr>
     <w:r>
       <w:rPr>
-        <w:noProof/>
-      </w:rPr>
-      <mc:AlternateContent>
-        <mc:Choice Requires="wps">
-          <w:drawing>
-            <wp:anchor distT="0" distB="0" distL="0" distR="0" simplePos="0" relativeHeight="251658240" behindDoc="1" locked="0" layoutInCell="1" allowOverlap="1" wp14:anchorId="60F405D1" wp14:editId="0C900D7A">
-              <wp:simplePos x="0" y="0"/>
-              <wp:positionH relativeFrom="page">
-                <wp:posOffset>3816464</wp:posOffset>
-              </wp:positionH>
-              <wp:positionV relativeFrom="page">
-                <wp:posOffset>9596878</wp:posOffset>
-              </wp:positionV>
-              <wp:extent cx="152400" cy="205104"/>
-              <wp:effectExtent l="0" t="0" r="0" b="0"/>
-              <wp:wrapNone/>
-              <wp:docPr id="1" name="Textbox 1"/>
-              <wp:cNvGraphicFramePr>
-                <a:graphicFrameLocks xmlns:a="http://schemas.openxmlformats.org/drawingml/2006/main"/>
-              </wp:cNvGraphicFramePr>
-              <a:graphic xmlns:a="http://schemas.openxmlformats.org/drawingml/2006/main">
-                <a:graphicData uri="http://schemas.microsoft.com/office/word/2010/wordprocessingShape">
-                  <wps:wsp>
-                    <wps:cNvSpPr txBox="1">
-                      <a:spLocks/>
-                    </wps:cNvSpPr>
-                    <wps:spPr>
-                      <a:xfrm>
-                        <a:off x="0" y="0"/>
-                        <a:ext cx="152400" cy="205104"/>
-                      </a:xfrm>
-                      <a:prstGeom prst="rect">
-                        <a:avLst/>
-                      </a:prstGeom>
-                    </wps:spPr>
-                    <wps:txbx>
-                      <w:txbxContent>
-                        <w:p>
-                          <w:pPr>
-                            <w:pStyle w:val="BodyText"/>
-                            <w:spacing w:before="34"/>
-                            <w:ind w:left="60"/>
-                          </w:pPr>
-                          <w:r>
-                            <w:rPr>
-                              <w:spacing w:val="-10"/>
-                            </w:rPr>
-                            <w:fldChar w:fldCharType="begin"/>
-                          </w:r>
-                          <w:r>
-                            <w:rPr>
-                              <w:spacing w:val="-10"/>
-                            </w:rPr>
-                            <w:instrText xml:space="preserve"> PAGE </w:instrText>
-                          </w:r>
-                          <w:r>
-                            <w:rPr>
-                              <w:spacing w:val="-10"/>
-                            </w:rPr>
-                            <w:fldChar w:fldCharType="separate"/>
-                          </w:r>
-                          <w:r>
-                            <w:rPr>
-                              <w:spacing w:val="-10"/>
-                            </w:rPr>
-                            <w:t>1</w:t>
-                          </w:r>
-                          <w:r>
-                            <w:rPr>
-                              <w:spacing w:val="-10"/>
-                            </w:rPr>
-                            <w:fldChar w:fldCharType="end"/>
-                          </w:r>
-                        </w:p>
-                      </w:txbxContent>
-                    </wps:txbx>
-                    <wps:bodyPr wrap="square" lIns="0" tIns="0" rIns="0" bIns="0" rtlCol="0">
-                      <a:noAutofit/>
-                    </wps:bodyPr>
-                  </wps:wsp>
-                </a:graphicData>
-              </a:graphic>
-            </wp:anchor>
-          </w:drawing>
-        </mc:Choice>
-        <mc:Fallback>
-          <w:pict>
-            <v:shapetype w14:anchorId="60F405D1" id="_x0000_t202" coordsize="21600,21600" o:spt="202" path="m,l,21600r21600,l21600,xe">
-              <v:stroke joinstyle="miter"/>
-              <v:path gradientshapeok="t" o:connecttype="rect"/>
-            </v:shapetype>
-            <v:shape id="Textbox 1" o:spid="_x0000_s1026" type="#_x0000_t202" style="position:absolute;margin-left:300.5pt;margin-top:755.65pt;width:12pt;height:16.15pt;z-index:-251658240;visibility:visible;mso-wrap-style:square;mso-wrap-distance-left:0;mso-wrap-distance-top:0;mso-wrap-distance-right:0;mso-wrap-distance-bottom:0;mso-position-horizontal:absolute;mso-position-horizontal-relative:page;mso-position-vertical:absolute;mso-position-vertical-relative:page;v-text-anchor:top" o:gfxdata="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" filled="f" stroked="f">
-              <v:textbox inset="0,0,0,0">
-                <w:txbxContent>
-                  <w:p>
-                    <w:pPr>
-                      <w:pStyle w:val="BodyText"/>
-                      <w:spacing w:before="34"/>
-                      <w:ind w:left="60"/>
-                    </w:pPr>
-                    <w:r>
-                      <w:rPr>
-                        <w:spacing w:val="-10"/>
-                      </w:rPr>
-                      <w:fldChar w:fldCharType="begin"/>
-                    </w:r>
-                    <w:r>
-                      <w:rPr>
-                        <w:spacing w:val="-10"/>
-                      </w:rPr>
-                      <w:instrText xml:space="preserve"> PAGE </w:instrText>
-                    </w:r>
-                    <w:r>
-                      <w:rPr>
-                        <w:spacing w:val="-10"/>
-                      </w:rPr>
-                      <w:fldChar w:fldCharType="separate"/>
-                    </w:r>
-                    <w:r>
-                      <w:rPr>
-                        <w:spacing w:val="-10"/>
-                      </w:rPr>
-                      <w:t>1</w:t>
-                    </w:r>
-                    <w:r>
-                      <w:rPr>
-                        <w:spacing w:val="-10"/>
-                      </w:rPr>
-                      <w:fldChar w:fldCharType="end"/>
-                    </w:r>
-                  </w:p>
-                </w:txbxContent>
-              </v:textbox>
-              <w10:wrap anchorx="page" anchory="page"/>
-            </v:shape>
-          </w:pict>
-        </mc:Fallback>
-      </mc:AlternateContent>
+        <w:rFonts w:ascii="Aptos Display" w:hAnsi="Aptos Display"/>
+      </w:rPr>
+      <w:t>David Omer •</w:t>
     </w:r>
+    <w:r>
+      <w:rPr>
+        <w:rFonts w:ascii="Aptos Display" w:hAnsi="Aptos Display"/>
+        <w:spacing w:val="46"/>
+      </w:rPr>
+      <w:t xml:space="preserve"> </w:t>
+    </w:r>
+    <w:hyperlink r:id="rId1" w:history="1">
+      <w:r>
+        <w:rPr>
+          <w:rStyle w:val="Hyperlink"/>
+          <w:rFonts w:ascii="Aptos Display" w:hAnsi="Aptos Display"/>
+        </w:rPr>
+        <w:t>capture456@outlook.com</w:t>
+      </w:r>
+    </w:hyperlink>
+    <w:r>
+      <w:rPr>
+        <w:rFonts w:ascii="Aptos Display" w:hAnsi="Aptos Display"/>
+        <w:spacing w:val="47"/>
+      </w:rPr>
+      <w:t xml:space="preserve"> </w:t>
+    </w:r>
+    <w:r>
+      <w:rPr>
+        <w:rFonts w:ascii="Aptos Display" w:hAnsi="Aptos Display"/>
+      </w:rPr>
+      <w:t>•</w:t>
+    </w:r>
+    <w:r>
+      <w:rPr>
+        <w:rFonts w:ascii="Aptos Display" w:hAnsi="Aptos Display"/>
+        <w:spacing w:val="46"/>
+      </w:rPr>
+      <w:t xml:space="preserve"> </w:t>
+    </w:r>
+    <w:r>
+      <w:rPr>
+        <w:rFonts w:ascii="Aptos Display" w:hAnsi="Aptos Display"/>
+      </w:rPr>
+      <w:t>+1</w:t>
+    </w:r>
+    <w:r>
+      <w:rPr>
+        <w:rFonts w:ascii="Aptos Display" w:hAnsi="Aptos Display"/>
+        <w:spacing w:val="-3"/>
+      </w:rPr>
+      <w:t xml:space="preserve"> </w:t>
+    </w:r>
+    <w:r>
+      <w:rPr>
+        <w:rFonts w:ascii="Aptos Display" w:hAnsi="Aptos Display"/>
+      </w:rPr>
+      <w:t>562-833-4552</w:t>
+    </w:r>
+    <w:r>
+      <w:rPr>
+        <w:rFonts w:ascii="Aptos Display" w:hAnsi="Aptos Display"/>
+      </w:rPr>
+      <w:tab/>
+    </w:r>
+    <w:sdt>
+      <w:sdtPr>
+        <w:rPr>
+          <w:rFonts w:ascii="Aptos Display" w:hAnsi="Aptos Display"/>
+        </w:rPr>
+        <w:id w:val="1486276946"/>
+        <w:docPartObj>
+          <w:docPartGallery w:val="Page Numbers (Bottom of Page)"/>
+          <w:docPartUnique/>
+        </w:docPartObj>
+      </w:sdtPr>
+      <w:sdtContent>
+        <w:sdt>
+          <w:sdtPr>
+            <w:rPr>
+              <w:rFonts w:ascii="Aptos Display" w:hAnsi="Aptos Display"/>
+            </w:rPr>
+            <w:id w:val="-1769616900"/>
+            <w:docPartObj>
+              <w:docPartGallery w:val="Page Numbers (Top of Page)"/>
+              <w:docPartUnique/>
+            </w:docPartObj>
+          </w:sdtPr>
+          <w:sdtContent>
+            <w:r>
+              <w:rPr>
+                <w:rFonts w:ascii="Aptos Display" w:hAnsi="Aptos Display"/>
+              </w:rPr>
+              <w:t xml:space="preserve">Page </w:t>
+            </w:r>
+            <w:r>
+              <w:rPr>
+                <w:rFonts w:ascii="Aptos Display" w:hAnsi="Aptos Display"/>
+                <w:b/>
+                <w:bCs/>
+                <w:sz w:val="24"/>
+                <w:szCs w:val="24"/>
+              </w:rPr>
+              <w:fldChar w:fldCharType="begin"/>
+            </w:r>
+            <w:r>
+              <w:rPr>
+                <w:rFonts w:ascii="Aptos Display" w:hAnsi="Aptos Display"/>
+                <w:b/>
+                <w:bCs/>
+              </w:rPr>
+              <w:instrText xml:space="preserve"> PAGE </w:instrText>
+            </w:r>
+            <w:r>
+              <w:rPr>
+                <w:rFonts w:ascii="Aptos Display" w:hAnsi="Aptos Display"/>
+                <w:b/>
+                <w:bCs/>
+                <w:sz w:val="24"/>
+                <w:szCs w:val="24"/>
+              </w:rPr>
+              <w:fldChar w:fldCharType="separate"/>
+            </w:r>
+            <w:r>
+              <w:rPr>
+                <w:rFonts w:ascii="Aptos Display" w:hAnsi="Aptos Display"/>
+                <w:b/>
+                <w:bCs/>
+              </w:rPr>
+              <w:t>1</w:t>
+            </w:r>
+            <w:r>
+              <w:rPr>
+                <w:rFonts w:ascii="Aptos Display" w:hAnsi="Aptos Display"/>
+                <w:b/>
+                <w:bCs/>
+                <w:sz w:val="24"/>
+                <w:szCs w:val="24"/>
+              </w:rPr>
+              <w:fldChar w:fldCharType="end"/>
+            </w:r>
+            <w:r>
+              <w:rPr>
+                <w:rFonts w:ascii="Aptos Display" w:hAnsi="Aptos Display"/>
+              </w:rPr>
+              <w:t xml:space="preserve"> of </w:t>
+            </w:r>
+            <w:r>
+              <w:rPr>
+                <w:rFonts w:ascii="Aptos Display" w:hAnsi="Aptos Display"/>
+                <w:b/>
+                <w:bCs/>
+                <w:sz w:val="24"/>
+                <w:szCs w:val="24"/>
+              </w:rPr>
+              <w:fldChar w:fldCharType="begin"/>
+            </w:r>
+            <w:r>
+              <w:rPr>
+                <w:rFonts w:ascii="Aptos Display" w:hAnsi="Aptos Display"/>
+                <w:b/>
+                <w:bCs/>
+              </w:rPr>
+              <w:instrText xml:space="preserve"> NUMPAGES  </w:instrText>
+            </w:r>
+            <w:r>
+              <w:rPr>
+                <w:rFonts w:ascii="Aptos Display" w:hAnsi="Aptos Display"/>
+                <w:b/>
+                <w:bCs/>
+                <w:sz w:val="24"/>
+                <w:szCs w:val="24"/>
+              </w:rPr>
+              <w:fldChar w:fldCharType="separate"/>
+            </w:r>
+            <w:r>
+              <w:rPr>
+                <w:rFonts w:ascii="Aptos Display" w:hAnsi="Aptos Display"/>
+                <w:b/>
+                <w:bCs/>
+              </w:rPr>
+              <w:t>4</w:t>
+            </w:r>
+            <w:r>
+              <w:rPr>
+                <w:rFonts w:ascii="Aptos Display" w:hAnsi="Aptos Display"/>
+                <w:b/>
+                <w:bCs/>
+                <w:sz w:val="24"/>
+                <w:szCs w:val="24"/>
+              </w:rPr>
+              <w:fldChar w:fldCharType="end"/>
+            </w:r>
+          </w:sdtContent>
+        </w:sdt>
+      </w:sdtContent>
+    </w:sdt>
+  </w:p>
+  <w:p>
+    <w:pPr>
+      <w:pStyle w:val="Footer"/>
+      <w:tabs>
+        <w:tab w:val="clear" w:pos="9360"/>
+        <w:tab w:val="right" w:pos="10560"/>
+      </w:tabs>
+    </w:pPr>
   </w:p>
 </w:ftr>
 </file>
@@ -4601,6 +4987,77 @@
       <w:szCs w:val="24"/>
     </w:rPr>
   </w:style>
+  <w:style w:type="character" w:styleId="Hyperlink">
+    <w:name w:val="Hyperlink"/>
+    <w:basedOn w:val="DefaultParagraphFont"/>
+    <w:uiPriority w:val="99"/>
+    <w:unhideWhenUsed/>
+    <w:rsid w:val="00B60610"/>
+    <w:rPr>
+      <w:color w:val="0000FF" w:themeColor="hyperlink"/>
+      <w:u w:val="single"/>
+    </w:rPr>
+  </w:style>
+  <w:style w:type="character" w:styleId="UnresolvedMention">
+    <w:name w:val="Unresolved Mention"/>
+    <w:basedOn w:val="DefaultParagraphFont"/>
+    <w:uiPriority w:val="99"/>
+    <w:semiHidden/>
+    <w:unhideWhenUsed/>
+    <w:rsid w:val="00B60610"/>
+    <w:rPr>
+      <w:color w:val="605E5C"/>
+      <w:shd w:val="clear" w:color="auto" w:fill="E1DFDD"/>
+    </w:rPr>
+  </w:style>
+  <w:style w:type="paragraph" w:styleId="Header">
+    <w:name w:val="header"/>
+    <w:basedOn w:val="Normal"/>
+    <w:link w:val="HeaderChar"/>
+    <w:uiPriority w:val="99"/>
+    <w:unhideWhenUsed/>
+    <w:rsid w:val="00B60610"/>
+    <w:pPr>
+      <w:tabs>
+        <w:tab w:val="center" w:pos="4680"/>
+        <w:tab w:val="right" w:pos="9360"/>
+      </w:tabs>
+    </w:pPr>
+  </w:style>
+  <w:style w:type="character" w:customStyle="1" w:styleId="HeaderChar">
+    <w:name w:val="Header Char"/>
+    <w:basedOn w:val="DefaultParagraphFont"/>
+    <w:link w:val="Header"/>
+    <w:uiPriority w:val="99"/>
+    <w:rsid w:val="00B60610"/>
+    <w:rPr>
+      <w:rFonts w:ascii="Palatino Linotype" w:eastAsia="Palatino Linotype" w:hAnsi="Palatino Linotype" w:cs="Palatino Linotype"/>
+    </w:rPr>
+  </w:style>
+  <w:style w:type="paragraph" w:styleId="Footer">
+    <w:name w:val="footer"/>
+    <w:basedOn w:val="Normal"/>
+    <w:link w:val="FooterChar"/>
+    <w:uiPriority w:val="99"/>
+    <w:unhideWhenUsed/>
+    <w:rsid w:val="00B60610"/>
+    <w:pPr>
+      <w:tabs>
+        <w:tab w:val="center" w:pos="4680"/>
+        <w:tab w:val="right" w:pos="9360"/>
+      </w:tabs>
+    </w:pPr>
+  </w:style>
+  <w:style w:type="character" w:customStyle="1" w:styleId="FooterChar">
+    <w:name w:val="Footer Char"/>
+    <w:basedOn w:val="DefaultParagraphFont"/>
+    <w:link w:val="Footer"/>
+    <w:uiPriority w:val="99"/>
+    <w:rsid w:val="00B60610"/>
+    <w:rPr>
+      <w:rFonts w:ascii="Palatino Linotype" w:eastAsia="Palatino Linotype" w:hAnsi="Palatino Linotype" w:cs="Palatino Linotype"/>
+    </w:rPr>
+  </w:style>
 </w:styles>
 </file>
 

--- a/resumes/middleware_resume.docx
+++ b/resumes/middleware_resume.docx
@@ -118,7 +118,7 @@
           <w:rPr>
             <w:rStyle w:val="Hyperlink"/>
           </w:rPr>
-          <w:t>capture456</w:t>
+          <w:t>compute456</w:t>
         </w:r>
         <w:r>
           <w:rPr>
@@ -131,6 +131,39 @@
       </w:hyperlink>
       <w:r>
         <w:rPr>
+          <w:rFonts w:ascii="Aptos Display" w:hAnsi="Aptos Display" w:cs="Times New Roman"/>
+          <w:spacing w:val="47"/>
+          <w:w w:val="105"/>
+        </w:rPr>
+        <w:t xml:space="preserve"> </w:t>
+      </w:r>
+      <w:r>
+        <w:rPr>
+          <w:rFonts w:ascii="Aptos Display" w:hAnsi="Aptos Display" w:cs="Times New Roman"/>
+          <w:w w:val="105"/>
+        </w:rPr>
+        <w:t>•</w:t>
+      </w:r>
+      <w:r>
+        <w:rPr>
+          <w:rFonts w:ascii="Aptos Display" w:hAnsi="Aptos Display" w:cs="Times New Roman"/>
+          <w:spacing w:val="46"/>
+          <w:w w:val="105"/>
+        </w:rPr>
+        <w:t xml:space="preserve"> </w:t>
+      </w:r>
+      <w:hyperlink r:id="rId9" w:history="1">
+        <w:r>
+          <w:rPr>
+            <w:rStyle w:val="Hyperlink"/>
+            <w:rFonts w:ascii="Aptos Display" w:hAnsi="Aptos Display" w:cs="Times New Roman"/>
+            <w:w w:val="105"/>
+          </w:rPr>
+          <w:t>https://david.simplifai.team</w:t>
+        </w:r>
+      </w:hyperlink>
+      <w:r>
+        <w:rPr>
           <w:rFonts w:ascii="Aptos Display" w:hAnsi="Aptos Display"/>
           <w:spacing w:val="47"/>
           <w:w w:val="105"/>
@@ -245,7 +278,25 @@
           <w:sz w:val="24"/>
           <w:szCs w:val="24"/>
         </w:rPr>
-        <w:t>Senior middleware and data platform professional with over 20 years of experience designing, building, and supporting enterprise integration systems and mission-critical applications. Specialized in system integration, SQL Server performance optimization, and middleware architectures enabling reliable data flow across distributed systems. Experienced in API integration, messaging platforms, and performance tuning across on-premise and cloud environments including Azure SQL. Known for rapidly diagnosing complex system issues, improving data flow efficiency, and collaborating across teams to deliver scalable, stable solutions.</w:t>
+        <w:t xml:space="preserve">Senior middleware and data platform professional with over 20 years of experience designing, building, and supporting enterprise integration systems and mission-critical applications. Specialized in system integration, SQL Server performance optimization, and middleware architectures enabling reliable data flow across distributed systems. Experienced in API integration, messaging platforms, and performance tuning across </w:t>
+      </w:r>
+      <w:proofErr w:type="gramStart"/>
+      <w:r>
+        <w:rPr>
+          <w:rFonts w:ascii="Aptos Display" w:eastAsia="Times New Roman" w:hAnsi="Aptos Display" w:cs="Times New Roman"/>
+          <w:sz w:val="24"/>
+          <w:szCs w:val="24"/>
+        </w:rPr>
+        <w:t>on-premise</w:t>
+      </w:r>
+      <w:proofErr w:type="gramEnd"/>
+      <w:r>
+        <w:rPr>
+          <w:rFonts w:ascii="Aptos Display" w:eastAsia="Times New Roman" w:hAnsi="Aptos Display" w:cs="Times New Roman"/>
+          <w:sz w:val="24"/>
+          <w:szCs w:val="24"/>
+        </w:rPr>
+        <w:t xml:space="preserve"> and cloud environments including Azure SQL. Known for rapidly diagnosing complex system issues, improving data flow efficiency, and collaborating across teams to deliver scalable, stable solutions.</w:t>
       </w:r>
     </w:p>
     <w:p>
@@ -1936,7 +1987,25 @@
           <w:sz w:val="24"/>
           <w:szCs w:val="24"/>
         </w:rPr>
-        <w:t>Developed SQL-based business systems supporting financial and asset management workflows.</w:t>
+        <w:t xml:space="preserve">Developed SQL-based business systems </w:t>
+      </w:r>
+      <w:proofErr w:type="gramStart"/>
+      <w:r>
+        <w:rPr>
+          <w:rFonts w:ascii="Aptos Display" w:eastAsia="Times New Roman" w:hAnsi="Aptos Display" w:cs="Times New Roman"/>
+          <w:sz w:val="24"/>
+          <w:szCs w:val="24"/>
+        </w:rPr>
+        <w:t>supporting</w:t>
+      </w:r>
+      <w:proofErr w:type="gramEnd"/>
+      <w:r>
+        <w:rPr>
+          <w:rFonts w:ascii="Aptos Display" w:eastAsia="Times New Roman" w:hAnsi="Aptos Display" w:cs="Times New Roman"/>
+          <w:sz w:val="24"/>
+          <w:szCs w:val="24"/>
+        </w:rPr>
+        <w:t xml:space="preserve"> financial and asset management workflows.</w:t>
       </w:r>
     </w:p>
     <w:p>
@@ -2287,7 +2356,25 @@
           <w:szCs w:val="24"/>
         </w:rPr>
         <w:lastRenderedPageBreak/>
-        <w:t>Enterprise application integration, REST APIs, message-based architectures, distributed systems, service-oriented architecture (SOA), system interoperability</w:t>
+        <w:t xml:space="preserve">Enterprise application integration, REST APIs, message-based </w:t>
+      </w:r>
+      <w:proofErr w:type="gramStart"/>
+      <w:r>
+        <w:rPr>
+          <w:rFonts w:ascii="Aptos Display" w:eastAsia="Times New Roman" w:hAnsi="Aptos Display" w:cs="Times New Roman"/>
+          <w:sz w:val="24"/>
+          <w:szCs w:val="24"/>
+        </w:rPr>
+        <w:t>architectures</w:t>
+      </w:r>
+      <w:proofErr w:type="gramEnd"/>
+      <w:r>
+        <w:rPr>
+          <w:rFonts w:ascii="Aptos Display" w:eastAsia="Times New Roman" w:hAnsi="Aptos Display" w:cs="Times New Roman"/>
+          <w:sz w:val="24"/>
+          <w:szCs w:val="24"/>
+        </w:rPr>
+        <w:t>, distributed systems, service-oriented architecture (SOA), system interoperability</w:t>
       </w:r>
     </w:p>
     <w:p>
@@ -2751,7 +2838,7 @@
       </w:pPr>
     </w:p>
     <w:sectPr>
-      <w:footerReference w:type="default" r:id="rId9"/>
+      <w:footerReference w:type="default" r:id="rId10"/>
       <w:type w:val="continuous"/>
       <w:pgSz w:w="12240" w:h="15840"/>
       <w:pgMar w:top="980" w:right="720" w:bottom="700" w:left="720" w:header="0" w:footer="507" w:gutter="0"/>
@@ -2829,7 +2916,54 @@
           <w:rStyle w:val="Hyperlink"/>
           <w:rFonts w:ascii="Aptos Display" w:hAnsi="Aptos Display"/>
         </w:rPr>
-        <w:t>capture456@outlook.com</w:t>
+        <w:t>c</w:t>
+      </w:r>
+      <w:r>
+        <w:rPr>
+          <w:rStyle w:val="Hyperlink"/>
+          <w:rFonts w:ascii="Aptos Display" w:hAnsi="Aptos Display"/>
+        </w:rPr>
+        <w:t>ompute</w:t>
+      </w:r>
+      <w:r>
+        <w:rPr>
+          <w:rStyle w:val="Hyperlink"/>
+          <w:rFonts w:ascii="Aptos Display" w:hAnsi="Aptos Display"/>
+        </w:rPr>
+        <w:t>456@outlook.com</w:t>
+      </w:r>
+    </w:hyperlink>
+    <w:r>
+      <w:rPr>
+        <w:rFonts w:ascii="Aptos Display" w:hAnsi="Aptos Display" w:cs="Times New Roman"/>
+        <w:spacing w:val="47"/>
+        <w:w w:val="105"/>
+      </w:rPr>
+      <w:t xml:space="preserve"> </w:t>
+    </w:r>
+    <w:r>
+      <w:rPr>
+        <w:rFonts w:ascii="Aptos Display" w:hAnsi="Aptos Display" w:cs="Times New Roman"/>
+        <w:w w:val="105"/>
+      </w:rPr>
+      <w:t>•</w:t>
+    </w:r>
+    <w:r>
+      <w:rPr>
+        <w:rFonts w:ascii="Aptos Display" w:hAnsi="Aptos Display" w:cs="Times New Roman"/>
+        <w:spacing w:val="46"/>
+        <w:w w:val="105"/>
+      </w:rPr>
+      <w:t xml:space="preserve"> </w:t>
+    </w:r>
+    <w:hyperlink r:id="rId2" w:history="1">
+      <w:r>
+        <w:rPr>
+          <w:rStyle w:val="Hyperlink"/>
+          <w:rFonts w:ascii="Aptos Display" w:hAnsi="Aptos Display" w:cs="Times New Roman"/>
+          <w:w w:val="105"/>
+        </w:rPr>
+        <w:t>https://david.simplifai.team</w:t>
       </w:r>
     </w:hyperlink>
     <w:r>
@@ -2888,6 +3022,7 @@
           <w:docPartUnique/>
         </w:docPartObj>
       </w:sdtPr>
+      <w:sdtEndPr/>
       <w:sdtContent>
         <w:sdt>
           <w:sdtPr>
@@ -2900,6 +3035,7 @@
               <w:docPartUnique/>
             </w:docPartObj>
           </w:sdtPr>
+          <w:sdtEndPr/>
           <w:sdtContent>
             <w:r>
               <w:rPr>
